--- a/templates/default_master_template.docx
+++ b/templates/default_master_template.docx
@@ -4,7 +4,22 @@
   <w:body>
     <w:p>
       <w:pPr>
-        <w:spacing w:before="1440"/>
+        <w:spacing w:before="720" w:after="80"/>
+        <w:jc w:val="center"/>
+      </w:pPr>
+      <w:r>
+        <w:rPr>
+          <w:rFonts w:ascii="Arial" w:hAnsi="Arial"/>
+          <w:b/>
+          <w:color w:val="5A6B7C"/>
+          <w:sz w:val="22"/>
+        </w:rPr>
+        <w:t>DEPARTMENT OF INFORMATION TECHNOLOGY</w:t>
+      </w:r>
+    </w:p>
+    <w:p>
+      <w:pPr>
+        <w:spacing w:after="120"/>
         <w:jc w:val="center"/>
       </w:pPr>
       <w:r>
@@ -12,25 +27,64 @@
           <w:rFonts w:ascii="Arial" w:hAnsi="Arial"/>
           <w:b/>
           <w:color w:val="1F4E78"/>
-          <w:sz w:val="72"/>
+          <w:sz w:val="76"/>
         </w:rPr>
         <w:t>IT CHRONICLES</w:t>
       </w:r>
     </w:p>
     <w:p>
       <w:pPr>
+        <w:spacing w:after="560"/>
         <w:jc w:val="center"/>
       </w:pPr>
       <w:r>
         <w:rPr>
           <w:rFonts w:ascii="Arial" w:hAnsi="Arial"/>
           <w:i/>
-          <w:color w:val="595959"/>
-          <w:sz w:val="32"/>
+          <w:color w:val="5A6B7C"/>
+          <w:sz w:val="26"/>
         </w:rPr>
-        <w:t>Department of Information Technology Newsletter</w:t>
+        <w:t>The Biannual Journal of Innovation, Research &amp; Student Excellence</w:t>
       </w:r>
     </w:p>
+    <w:tbl>
+      <w:tblPr>
+        <w:tblW w:type="auto" w:w="0"/>
+        <w:jc w:val="center"/>
+        <w:tblLook w:firstColumn="1" w:firstRow="1" w:lastColumn="0" w:lastRow="0" w:noHBand="0" w:noVBand="1" w:val="04A0"/>
+      </w:tblPr>
+      <w:tblGrid>
+        <w:gridCol w:w="10080"/>
+      </w:tblGrid>
+      <w:tr>
+        <w:tc>
+          <w:tcPr>
+            <w:tcW w:type="dxa" w:w="10080"/>
+            <w:shd w:fill="EBF3F9"/>
+            <w:tcMar>
+              <w:top w:w="120" w:type="dxa"/>
+              <w:bottom w:w="120" w:type="dxa"/>
+              <w:left w:w="160" w:type="dxa"/>
+              <w:right w:w="160" w:type="dxa"/>
+            </w:tcMar>
+          </w:tcPr>
+          <w:p>
+            <w:pPr>
+              <w:jc w:val="center"/>
+            </w:pPr>
+            <w:r>
+              <w:rPr>
+                <w:rFonts w:ascii="Arial" w:hAnsi="Arial"/>
+                <w:b/>
+                <w:color w:val="1F4E78"/>
+                <w:sz w:val="19"/>
+              </w:rPr>
+              <w:t>{{issue_volume_issue}}   •   Academic Year: {{issue_academic_year}}   •   Semester: {{issue_semester}}   •   Period: {{issue_period}}</w:t>
+            </w:r>
+          </w:p>
+        </w:tc>
+      </w:tr>
+    </w:tbl>
     <w:p>
       <w:pPr>
         <w:spacing w:after="720"/>
@@ -43,61 +97,66 @@
         <w:tblLook w:firstColumn="1" w:firstRow="1" w:lastColumn="0" w:lastRow="0" w:noHBand="0" w:noVBand="1" w:val="04A0"/>
       </w:tblPr>
       <w:tblGrid>
-        <w:gridCol w:w="4968"/>
-        <w:gridCol w:w="4968"/>
+        <w:gridCol w:w="10080"/>
       </w:tblGrid>
       <w:tr>
         <w:tc>
           <w:tcPr>
-            <w:tcW w:type="dxa" w:w="4968"/>
+            <w:tcW w:type="dxa" w:w="10080"/>
+            <w:shd w:fill="F8FAFC"/>
+            <w:tcMar>
+              <w:top w:w="160" w:type="dxa"/>
+              <w:bottom w:w="160" w:type="dxa"/>
+              <w:left w:w="180" w:type="dxa"/>
+              <w:right w:w="180" w:type="dxa"/>
+            </w:tcMar>
           </w:tcPr>
           <w:p>
             <w:r>
               <w:rPr>
                 <w:b/>
+                <w:color w:val="C65911"/>
+                <w:sz w:val="22"/>
               </w:rPr>
-              <w:t>Volume &amp; Issue: {{issue_volume_issue}}</w:t>
+              <w:t>★  IN THIS ISSUE  ★</w:t>
+              <w:br/>
             </w:r>
           </w:p>
-        </w:tc>
-        <w:tc>
-          <w:tcPr>
-            <w:tcW w:type="dxa" w:w="4968"/>
-          </w:tcPr>
           <w:p>
+            <w:pPr>
+              <w:spacing w:line="312" w:lineRule="auto"/>
+            </w:pPr>
             <w:r>
               <w:rPr>
-                <w:b/>
+                <w:color w:val="323232"/>
+                <w:sz w:val="19"/>
               </w:rPr>
-              <w:t>Academic Year: {{issue_academic_year}}</w:t>
+              <w:t>◆ Research Milestones &amp; Funded Grants: Break-through publications and national research grants.</w:t>
+              <w:br/>
             </w:r>
-          </w:p>
-        </w:tc>
-      </w:tr>
-      <w:tr>
-        <w:tc>
-          <w:tcPr>
-            <w:tcW w:type="dxa" w:w="4968"/>
-          </w:tcPr>
-          <w:p>
             <w:r>
               <w:rPr>
-                <w:b/>
+                <w:color w:val="323232"/>
+                <w:sz w:val="19"/>
               </w:rPr>
-              <w:t>Semester: {{issue_semester}}</w:t>
+              <w:t>◆ Faculty Honors &amp; Global Keynotes: National awards, expert symposiums, and certifications.</w:t>
+              <w:br/>
             </w:r>
-          </w:p>
-        </w:tc>
-        <w:tc>
-          <w:tcPr>
-            <w:tcW w:type="dxa" w:w="4968"/>
-          </w:tcPr>
-          <w:p>
             <w:r>
               <w:rPr>
-                <w:b/>
+                <w:color w:val="323232"/>
+                <w:sz w:val="19"/>
               </w:rPr>
-              <w:t>Publication Period: {{issue_period}}</w:t>
+              <w:t>◆ Student Hackathon Champions: National winners, placement stars, and creative tech innovations.</w:t>
+              <w:br/>
+            </w:r>
+            <w:r>
+              <w:rPr>
+                <w:color w:val="323232"/>
+                <w:sz w:val="19"/>
+              </w:rPr>
+              <w:t>◆ Industry &amp; Outreach Collaborations: MoUs, industry visits, and alumni leadership spotlights.</w:t>
+              <w:br/>
             </w:r>
           </w:p>
         </w:tc>
@@ -109,30 +168,91 @@
       </w:r>
     </w:p>
     <w:p>
+      <w:pPr>
+        <w:spacing w:before="320" w:after="200"/>
+      </w:pPr>
       <w:r>
         <w:rPr>
           <w:rFonts w:ascii="Arial" w:hAnsi="Arial"/>
           <w:b/>
           <w:color w:val="1F4E78"/>
-          <w:sz w:val="36"/>
+          <w:sz w:val="32"/>
         </w:rPr>
-        <w:t>EDITORIAL &amp; MESSAGES</w:t>
+        <w:t>MESSAGES &amp; EDITORIAL LEADERSHIP</w:t>
       </w:r>
     </w:p>
-    <w:p>
-      <w:r>
-        <w:rPr>
-          <w:b/>
-        </w:rPr>
-        <w:t xml:space="preserve">HOD Message: </w:t>
-      </w:r>
-      <w:r>
-        <w:t>{{issue_hod_message}}</w:t>
-      </w:r>
-    </w:p>
+    <w:tbl>
+      <w:tblPr>
+        <w:tblW w:type="auto" w:w="0"/>
+        <w:jc w:val="center"/>
+        <w:tblLook w:firstColumn="1" w:firstRow="1" w:lastColumn="0" w:lastRow="0" w:noHBand="0" w:noVBand="1" w:val="04A0"/>
+      </w:tblPr>
+      <w:tblGrid>
+        <w:gridCol w:w="10080"/>
+      </w:tblGrid>
+      <w:tr>
+        <w:tc>
+          <w:tcPr>
+            <w:tcW w:type="dxa" w:w="10080"/>
+            <w:shd w:fill="F8FAFC"/>
+            <w:tcMar>
+              <w:top w:w="160" w:type="dxa"/>
+              <w:bottom w:w="160" w:type="dxa"/>
+              <w:left w:w="180" w:type="dxa"/>
+              <w:right w:w="180" w:type="dxa"/>
+            </w:tcMar>
+            <w:tcBorders>
+              <w:left w:val="single" w:sz="30" w:space="0" w:color="1F4E78"/>
+              <w:top w:val="none"/>
+              <w:right w:val="none"/>
+              <w:bottom w:val="none"/>
+            </w:tcBorders>
+          </w:tcPr>
+          <w:p>
+            <w:r>
+              <w:rPr>
+                <w:b/>
+                <w:color w:val="1F4E78"/>
+                <w:sz w:val="24"/>
+              </w:rPr>
+              <w:t>Head of Department's Address</w:t>
+              <w:br/>
+            </w:r>
+          </w:p>
+          <w:p>
+            <w:pPr>
+              <w:spacing w:line="288" w:lineRule="auto"/>
+            </w:pPr>
+            <w:r>
+              <w:rPr>
+                <w:i/>
+                <w:color w:val="222222"/>
+                <w:sz w:val="20"/>
+              </w:rPr>
+              <w:t>“{{issue_hod_message}}”</w:t>
+            </w:r>
+          </w:p>
+          <w:p>
+            <w:pPr>
+              <w:spacing w:before="160"/>
+            </w:pPr>
+            <w:r>
+              <w:rPr>
+                <w:b/>
+                <w:color w:val="5A6B7C"/>
+                <w:sz w:val="18"/>
+              </w:rPr>
+              <w:t>— Dr. Department Head, Ph.D.</w:t>
+              <w:br/>
+              <w:t>Professor &amp; Head, Department of Information Technology</w:t>
+            </w:r>
+          </w:p>
+        </w:tc>
+      </w:tr>
+    </w:tbl>
     <w:p>
       <w:pPr>
-        <w:spacing w:after="360"/>
+        <w:spacing w:after="480"/>
       </w:pPr>
     </w:p>
     <w:p>
@@ -142,7 +262,7 @@
     </w:p>
     <w:sectPr>
       <w:pgSz w:w="12240" w:h="15840"/>
-      <w:pgMar w:top="1152" w:right="1152" w:bottom="1152" w:left="1152" w:header="720" w:footer="720" w:gutter="0"/>
+      <w:pgMar w:top="1080" w:right="1080" w:bottom="1080" w:left="1080" w:header="720" w:footer="720" w:gutter="0"/>
       <w:cols w:space="720"/>
       <w:docGrid w:linePitch="360"/>
     </w:sectPr>
